--- a/reports/04_模型与工程评估报告.docx
+++ b/reports/04_模型与工程评估报告.docx
@@ -14141,7 +14141,7 @@
           <w:b w:val="0"/>
           <w:sz w:val="19"/>
         </w:rPr>
-        <w:t>输入补充包与素材包的校验记录见本提交reproducibility目录。本文使用保存的JSON/CSV和原图编排；本轮未重新训练、运行模型、重算30份完整概率或验收用户设备。历史核查不改称本轮执行，当前新仓库与云端CI状态另见submission_status.json。</w:t>
+        <w:t>输入补充包与素材包的校验记录见本提交reproducibility目录。本文使用保存的JSON/CSV和原图编排，未重训、重算30份完整概率或运行官方测试推理。发布接手另验固定验证样例的新副本，不改正式结果；Mac运行与真实CI回执见submission_status.json及cloud_verification.json，课堂设备尚待检查。</w:t>
       </w:r>
     </w:p>
     <w:p>

--- a/reports/04_模型与工程评估报告.docx
+++ b/reports/04_模型与工程评估报告.docx
@@ -268,7 +268,7 @@
                 <w:b w:val="0"/>
                 <w:sz w:val="20"/>
               </w:rPr>
-              <w:t>王张文皓；学号待本人填写</w:t>
+              <w:t xml:space="preserve">王张文皓（12615035）；代码与技术实现</w:t>
             </w:r>
           </w:p>
         </w:tc>
@@ -325,7 +325,7 @@
                 <w:b w:val="0"/>
                 <w:sz w:val="20"/>
               </w:rPr>
-              <w:t>赵昱淳、李以祺、朱逸枫；分工待本人确认</w:t>
+              <w:t xml:space="preserve">赵昱淳（12615027）：项目规划；李以祺（22615003）：后端测试与代码整理；朱逸枫（12615026）：云端维护与报告整理</w:t>
             </w:r>
           </w:p>
         </w:tc>
@@ -538,7 +538,7 @@
           <w:b w:val="0"/>
           <w:sz w:val="21"/>
         </w:rPr>
-        <w:t>说明：这是供本人 / 小组核对并补齐身份信息的报告稿，不替代教师对课程要求的最终判定。</w:t>
+        <w:t xml:space="preserve">说明：成员身份与责任范围已按小组提供的信息补齐，不替代教师对课程要求的最终判定。</w:t>
       </w:r>
     </w:p>
     <w:p>
@@ -11857,7 +11857,7 @@
           <w:b w:val="0"/>
           <w:sz w:val="21"/>
         </w:rPr>
-        <w:t>原日志中部分“人工审查”未记名，本文不归功于具体学生。真实个人分工由本人 / 小组填写。完整四个历史案例、命令结果、失败及修复见《Vibe×Harness使用日志与工程评估附件》。</w:t>
+        <w:t xml:space="preserve">原日志中部分“人工审查”未记名，本文不归功于具体学生。成员责任范围已由小组提供，详见主报告及AI日志附件。完整四个历史案例、命令结果、失败及修复见《Vibe×Harness使用日志与工程评估附件》。</w:t>
       </w:r>
     </w:p>
     <w:p>
@@ -12315,7 +12315,7 @@
           <w:b w:val="0"/>
           <w:sz w:val="21"/>
         </w:rPr>
-        <w:t>34项应用检查混合了真实图像、合成输入和异常控制检查，不能写成34个独立病例；Chrome流程中有3次真实验证图像推理。Windows/Linux、原生PowerPoint/WPS、课堂投影与视频实际播放仍需现场核验。离线推理不等于断网安装，包内没有完整wheelhouse。[E17、E20]</w:t>
+        <w:t xml:space="preserve">34项应用检查混合了真实图像、合成输入和异常控制检查，不能写成34个独立病例；Chrome流程中有3次真实验证图像推理。Windows/Linux与原生PowerPoint/WPS未作新验收；用户确认以可打开PPT提交，现场投影与视频播放不列为本次条件。离线推理不等于断网安装，包内没有完整wheelhouse。[E17、E20]</w:t>
       </w:r>
     </w:p>
     <w:p>

--- a/reports/04_模型与工程评估报告.docx
+++ b/reports/04_模型与工程评估报告.docx
@@ -496,7 +496,7 @@
                 <w:b w:val="0"/>
                 <w:sz w:val="20"/>
               </w:rPr>
-              <w:t>AI实践提交版 v1；仅重组材料，原实验不变</w:t>
+              <w:t>AI实践公开提交版 v1.2.0-teacher；原科学证据不变</w:t>
             </w:r>
           </w:p>
         </w:tc>
@@ -525,7 +525,7 @@
           <w:b w:val="0"/>
           <w:sz w:val="21"/>
         </w:rPr>
-        <w:t>本件作为AI工程实践主报告的技术附件，保留原阶段一至七的方法、完整结果、失败与局限；不重复展开所有交互案例。它沿用已有科研报告内容，并调整阅读和交付定位，没有新增训练、模型推理或官方测试评价。</w:t>
+        <w:t>本件作为AI工程实践主报告的技术附件，保留原阶段一至七的方法、完整结果、失败与局限；不重复展开所有交互案例。本技术报告沿用原正式实验结果，不新增训练或官方测试推理。初次文稿整理没有执行模型；2026年10月19日发布接手另对固定验证样例验收教师提交副本，该运行属于部署一致性检查，不构成新模型效果评价。</w:t>
       </w:r>
     </w:p>
     <w:p>
@@ -11844,7 +11844,7 @@
           <w:b w:val="0"/>
           <w:sz w:val="21"/>
         </w:rPr>
-        <w:t>Codex参与方案细化、代码、运行和复核等工作；DeepSeek网页在2026-09-28参与量化风险审查和绘图草稿。其指标草稿因输入与标签检查不足未直接采用，绘图经修订后用合成JSON先验收。DeepSeek未训练A—E或生成实验分数。本项目未使用Claude Code；课程指定工具与实际流程的差异如实保留，尚无教师认可该替代的记录。[E16]</w:t>
+        <w:t>ChatGPT参与方案讨论、交接、结果解释与本版文稿组织，Codex结合仓库和终端实施代码、运行及复核任务；DeepSeek网页在2026-09-28参与历史量化风险审查和绘图草稿。其指标草稿因输入与标签检查不足未直接采用，绘图经修订后用合成JSON先验收。DeepSeek未训练A—E或生成实验分数。本项目未使用Claude Code；课程指定工具与实际流程的差异如实保留，尚无教师认可该替代的记录。[E16]</w:t>
       </w:r>
     </w:p>
     <w:p>
@@ -11857,7 +11857,7 @@
           <w:b w:val="0"/>
           <w:sz w:val="21"/>
         </w:rPr>
-        <w:t xml:space="preserve">原日志中部分“人工审查”未记名，本文不归功于具体学生。成员责任范围已由小组提供，详见主报告及AI日志附件。完整四个历史案例、命令结果、失败及修复见《Vibe×Harness使用日志与工程评估附件》。</w:t>
+        <w:t xml:space="preserve">原日志中部分“人工审查”未记名，本文不归功于具体学生。成员责任范围已由小组提供，详见主报告及AI日志附件。关键交互、失败与修复记录见《03_AI使用日志与交互案例》及其原件索引。</w:t>
       </w:r>
     </w:p>
     <w:p>
@@ -12316,6 +12316,847 @@
           <w:sz w:val="21"/>
         </w:rPr>
         <w:t xml:space="preserve">34项应用检查混合了真实图像、合成输入和异常控制检查，不能写成34个独立病例；Chrome流程中有3次真实验证图像推理。Windows/Linux与原生PowerPoint/WPS未作新验收；用户确认以可打开PPT提交，现场投影与视频播放不列为本次条件。离线推理不等于断网安装，包内没有完整wheelhouse。[E17、E20]</w:t>
+      </w:r>
+    </w:p>
+    <w:p>
+      <w:r>
+        <w:br w:type="page"/>
+      </w:r>
+    </w:p>
+    <w:p>
+      <w:pPr>
+        <w:pStyle w:val="Heading1"/>
+        <w:spacing w:before="360" w:after="320"/>
+      </w:pPr>
+      <w:r>
+        <w:rPr>
+          <w:rFonts w:ascii="Noto Sans CJK SC" w:hAnsi="Noto Sans CJK SC" w:eastAsia="Noto Sans CJK SC" w:cs="Noto Sans CJK SC"/>
+          <w:b w:val="0"/>
+          <w:color w:val="064C91"/>
+          <w:sz w:val="50"/>
+        </w:rPr>
+        <w:t>7.2 教师提交副本与公开发布验收</w:t>
+      </w:r>
+    </w:p>
+    <w:p>
+      <w:pPr>
+        <w:spacing w:after="100" w:line="283" w:lineRule="auto"/>
+      </w:pPr>
+      <w:r>
+        <w:rPr>
+          <w:rFonts w:ascii="Noto Serif CJK SC" w:hAnsi="Noto Serif CJK SC" w:eastAsia="Noto Serif CJK SC" w:cs="Noto Serif CJK SC"/>
+          <w:b w:val="0"/>
+          <w:sz w:val="21"/>
+        </w:rPr>
+        <w:t>本节记录2026年10月19日教师提交副本的发布验收，与第七阶段历史设备记录[E20]分开。11份资产从原归档复制并核对哈希，新副本运行、浏览器、检查器及云端结果按对象分别记录。[E24]</w:t>
+      </w:r>
+    </w:p>
+    <w:tbl>
+      <w:tblPr>
+        <w:tblW w:type="auto" w:w="0"/>
+        <w:jc w:val="center"/>
+        <w:tblLayout w:type="fixed"/>
+        <w:tblLook w:firstColumn="1" w:firstRow="1" w:lastColumn="0" w:lastRow="0" w:noHBand="0" w:noVBand="1" w:val="04A0"/>
+      </w:tblPr>
+      <w:tblGrid>
+        <w:gridCol w:w="1500"/>
+        <w:gridCol w:w="3200"/>
+        <w:gridCol w:w="2200"/>
+        <w:gridCol w:w="2560"/>
+      </w:tblGrid>
+      <w:tr>
+        <w:trPr>
+          <w:cantSplit/>
+          <w:tblHeader/>
+        </w:trPr>
+        <w:tc>
+          <w:tcPr>
+            <w:tcW w:type="dxa" w:w="1500"/>
+            <w:vAlign w:val="center"/>
+            <w:tcMar>
+              <w:top w:w="72" w:type="dxa"/>
+              <w:bottom w:w="72" w:type="dxa"/>
+              <w:left w:w="85" w:type="dxa"/>
+              <w:right w:w="85" w:type="dxa"/>
+            </w:tcMar>
+            <w:shd w:fill="064C91"/>
+          </w:tcPr>
+          <w:p>
+            <w:pPr>
+              <w:spacing w:before="0" w:after="0" w:line="269" w:lineRule="auto"/>
+            </w:pPr>
+            <w:r>
+              <w:rPr>
+                <w:rFonts w:ascii="Noto Sans CJK SC" w:hAnsi="Noto Sans CJK SC" w:eastAsia="Noto Sans CJK SC" w:cs="Noto Sans CJK SC"/>
+                <w:b/>
+                <w:color w:val="FFFFFF"/>
+                <w:sz w:val="20"/>
+              </w:rPr>
+              <w:t>层次</w:t>
+            </w:r>
+          </w:p>
+        </w:tc>
+        <w:tc>
+          <w:tcPr>
+            <w:tcW w:type="dxa" w:w="3200"/>
+            <w:vAlign w:val="center"/>
+            <w:tcMar>
+              <w:top w:w="72" w:type="dxa"/>
+              <w:bottom w:w="72" w:type="dxa"/>
+              <w:left w:w="85" w:type="dxa"/>
+              <w:right w:w="85" w:type="dxa"/>
+            </w:tcMar>
+            <w:shd w:fill="064C91"/>
+          </w:tcPr>
+          <w:p>
+            <w:pPr>
+              <w:spacing w:before="0" w:after="0" w:line="269" w:lineRule="auto"/>
+            </w:pPr>
+            <w:r>
+              <w:rPr>
+                <w:rFonts w:ascii="Noto Sans CJK SC" w:hAnsi="Noto Sans CJK SC" w:eastAsia="Noto Sans CJK SC" w:cs="Noto Sans CJK SC"/>
+                <w:b/>
+                <w:color w:val="FFFFFF"/>
+                <w:sz w:val="20"/>
+              </w:rPr>
+              <w:t>2026年10月19日记录</w:t>
+            </w:r>
+          </w:p>
+        </w:tc>
+        <w:tc>
+          <w:tcPr>
+            <w:tcW w:type="dxa" w:w="2200"/>
+            <w:vAlign w:val="center"/>
+            <w:tcMar>
+              <w:top w:w="72" w:type="dxa"/>
+              <w:bottom w:w="72" w:type="dxa"/>
+              <w:left w:w="85" w:type="dxa"/>
+              <w:right w:w="85" w:type="dxa"/>
+            </w:tcMar>
+            <w:shd w:fill="064C91"/>
+          </w:tcPr>
+          <w:p>
+            <w:pPr>
+              <w:spacing w:before="0" w:after="0" w:line="269" w:lineRule="auto"/>
+            </w:pPr>
+            <w:r>
+              <w:rPr>
+                <w:rFonts w:ascii="Noto Sans CJK SC" w:hAnsi="Noto Sans CJK SC" w:eastAsia="Noto Sans CJK SC" w:cs="Noto Sans CJK SC"/>
+                <w:b/>
+                <w:color w:val="FFFFFF"/>
+                <w:sz w:val="20"/>
+              </w:rPr>
+              <w:t>可以说明</w:t>
+            </w:r>
+          </w:p>
+        </w:tc>
+        <w:tc>
+          <w:tcPr>
+            <w:tcW w:type="dxa" w:w="2560"/>
+            <w:vAlign w:val="center"/>
+            <w:tcMar>
+              <w:top w:w="72" w:type="dxa"/>
+              <w:bottom w:w="72" w:type="dxa"/>
+              <w:left w:w="85" w:type="dxa"/>
+              <w:right w:w="85" w:type="dxa"/>
+            </w:tcMar>
+            <w:shd w:fill="064C91"/>
+          </w:tcPr>
+          <w:p>
+            <w:pPr>
+              <w:spacing w:before="0" w:after="0" w:line="269" w:lineRule="auto"/>
+            </w:pPr>
+            <w:r>
+              <w:rPr>
+                <w:rFonts w:ascii="Noto Sans CJK SC" w:hAnsi="Noto Sans CJK SC" w:eastAsia="Noto Sans CJK SC" w:cs="Noto Sans CJK SC"/>
+                <w:b/>
+                <w:color w:val="FFFFFF"/>
+                <w:sz w:val="20"/>
+              </w:rPr>
+              <w:t>结论边界</w:t>
+            </w:r>
+          </w:p>
+        </w:tc>
+      </w:tr>
+      <w:tr>
+        <w:trPr>
+          <w:cantSplit/>
+        </w:trPr>
+        <w:tc>
+          <w:tcPr>
+            <w:tcW w:type="dxa" w:w="1500"/>
+            <w:vAlign w:val="center"/>
+            <w:tcMar>
+              <w:top w:w="72" w:type="dxa"/>
+              <w:bottom w:w="72" w:type="dxa"/>
+              <w:left w:w="85" w:type="dxa"/>
+              <w:right w:w="85" w:type="dxa"/>
+            </w:tcMar>
+            <w:shd w:fill="EFF4FA"/>
+          </w:tcPr>
+          <w:p>
+            <w:pPr>
+              <w:spacing w:before="0" w:after="0" w:line="269" w:lineRule="auto"/>
+            </w:pPr>
+            <w:r>
+              <w:rPr>
+                <w:rFonts w:ascii="Noto Serif CJK SC" w:hAnsi="Noto Serif CJK SC" w:eastAsia="Noto Serif CJK SC" w:cs="Noto Serif CJK SC"/>
+                <w:b w:val="0"/>
+                <w:sz w:val="20"/>
+              </w:rPr>
+              <w:t>运行资产</w:t>
+            </w:r>
+          </w:p>
+        </w:tc>
+        <w:tc>
+          <w:tcPr>
+            <w:tcW w:type="dxa" w:w="3200"/>
+            <w:vAlign w:val="center"/>
+            <w:tcMar>
+              <w:top w:w="72" w:type="dxa"/>
+              <w:bottom w:w="72" w:type="dxa"/>
+              <w:left w:w="85" w:type="dxa"/>
+              <w:right w:w="85" w:type="dxa"/>
+            </w:tcMar>
+            <w:shd w:fill="EFF4FA"/>
+          </w:tcPr>
+          <w:p>
+            <w:pPr>
+              <w:spacing w:before="0" w:after="0" w:line="269" w:lineRule="auto"/>
+            </w:pPr>
+            <w:r>
+              <w:rPr>
+                <w:rFonts w:ascii="Noto Serif CJK SC" w:hAnsi="Noto Serif CJK SC" w:eastAsia="Noto Serif CJK SC" w:cs="Noto Serif CJK SC"/>
+                <w:b w:val="0"/>
+                <w:sz w:val="20"/>
+              </w:rPr>
+              <w:t>1个FP32 ONNX与10张固定验证PNG，共11份；复制后逐个核对哈希</w:t>
+            </w:r>
+          </w:p>
+        </w:tc>
+        <w:tc>
+          <w:tcPr>
+            <w:tcW w:type="dxa" w:w="2200"/>
+            <w:vAlign w:val="center"/>
+            <w:tcMar>
+              <w:top w:w="72" w:type="dxa"/>
+              <w:bottom w:w="72" w:type="dxa"/>
+              <w:left w:w="85" w:type="dxa"/>
+              <w:right w:w="85" w:type="dxa"/>
+            </w:tcMar>
+            <w:shd w:fill="EFF4FA"/>
+          </w:tcPr>
+          <w:p>
+            <w:pPr>
+              <w:spacing w:before="0" w:after="0" w:line="269" w:lineRule="auto"/>
+            </w:pPr>
+            <w:r>
+              <w:rPr>
+                <w:rFonts w:ascii="Noto Serif CJK SC" w:hAnsi="Noto Serif CJK SC" w:eastAsia="Noto Serif CJK SC" w:cs="Noto Serif CJK SC"/>
+                <w:b w:val="0"/>
+                <w:sz w:val="20"/>
+              </w:rPr>
+              <w:t>基本演示原件已进入新库</w:t>
+            </w:r>
+          </w:p>
+        </w:tc>
+        <w:tc>
+          <w:tcPr>
+            <w:tcW w:type="dxa" w:w="2560"/>
+            <w:vAlign w:val="center"/>
+            <w:tcMar>
+              <w:top w:w="72" w:type="dxa"/>
+              <w:bottom w:w="72" w:type="dxa"/>
+              <w:left w:w="85" w:type="dxa"/>
+              <w:right w:w="85" w:type="dxa"/>
+            </w:tcMar>
+            <w:shd w:fill="EFF4FA"/>
+          </w:tcPr>
+          <w:p>
+            <w:pPr>
+              <w:spacing w:before="0" w:after="0" w:line="269" w:lineRule="auto"/>
+            </w:pPr>
+            <w:r>
+              <w:rPr>
+                <w:rFonts w:ascii="Noto Serif CJK SC" w:hAnsi="Noto Serif CJK SC" w:eastAsia="Noto Serif CJK SC" w:cs="Noto Serif CJK SC"/>
+                <w:b w:val="0"/>
+                <w:sz w:val="20"/>
+              </w:rPr>
+              <w:t>没有重训、重导出或迁移完整数据集</w:t>
+            </w:r>
+          </w:p>
+        </w:tc>
+      </w:tr>
+      <w:tr>
+        <w:trPr>
+          <w:cantSplit/>
+        </w:trPr>
+        <w:tc>
+          <w:tcPr>
+            <w:tcW w:type="dxa" w:w="1500"/>
+            <w:vAlign w:val="center"/>
+            <w:tcMar>
+              <w:top w:w="72" w:type="dxa"/>
+              <w:bottom w:w="72" w:type="dxa"/>
+              <w:left w:w="85" w:type="dxa"/>
+              <w:right w:w="85" w:type="dxa"/>
+            </w:tcMar>
+            <w:shd w:fill="FFFFFF"/>
+          </w:tcPr>
+          <w:p>
+            <w:pPr>
+              <w:spacing w:before="0" w:after="0" w:line="269" w:lineRule="auto"/>
+            </w:pPr>
+            <w:r>
+              <w:rPr>
+                <w:rFonts w:ascii="Noto Serif CJK SC" w:hAnsi="Noto Serif CJK SC" w:eastAsia="Noto Serif CJK SC" w:cs="Noto Serif CJK SC"/>
+                <w:b w:val="0"/>
+                <w:sz w:val="20"/>
+              </w:rPr>
+              <w:t>新副本运行</w:t>
+            </w:r>
+          </w:p>
+        </w:tc>
+        <w:tc>
+          <w:tcPr>
+            <w:tcW w:type="dxa" w:w="3200"/>
+            <w:vAlign w:val="center"/>
+            <w:tcMar>
+              <w:top w:w="72" w:type="dxa"/>
+              <w:bottom w:w="72" w:type="dxa"/>
+              <w:left w:w="85" w:type="dxa"/>
+              <w:right w:w="85" w:type="dxa"/>
+            </w:tcMar>
+            <w:shd w:fill="FFFFFF"/>
+          </w:tcPr>
+          <w:p>
+            <w:pPr>
+              <w:spacing w:before="0" w:after="0" w:line="269" w:lineRule="auto"/>
+            </w:pPr>
+            <w:r>
+              <w:rPr>
+                <w:rFonts w:ascii="Noto Serif CJK SC" w:hAnsi="Noto Serif CJK SC" w:eastAsia="Noto Serif CJK SC" w:cs="Noto Serif CJK SC"/>
+                <w:b w:val="0"/>
+                <w:sz w:val="20"/>
+              </w:rPr>
+              <w:t>独立Mac arm64新目录；20项运行及格式、异常、文件保护检查</w:t>
+            </w:r>
+          </w:p>
+        </w:tc>
+        <w:tc>
+          <w:tcPr>
+            <w:tcW w:type="dxa" w:w="2200"/>
+            <w:vAlign w:val="center"/>
+            <w:tcMar>
+              <w:top w:w="72" w:type="dxa"/>
+              <w:bottom w:w="72" w:type="dxa"/>
+              <w:left w:w="85" w:type="dxa"/>
+              <w:right w:w="85" w:type="dxa"/>
+            </w:tcMar>
+            <w:shd w:fill="FFFFFF"/>
+          </w:tcPr>
+          <w:p>
+            <w:pPr>
+              <w:spacing w:before="0" w:after="0" w:line="269" w:lineRule="auto"/>
+            </w:pPr>
+            <w:r>
+              <w:rPr>
+                <w:rFonts w:ascii="Noto Serif CJK SC" w:hAnsi="Noto Serif CJK SC" w:eastAsia="Noto Serif CJK SC" w:cs="Noto Serif CJK SC"/>
+                <w:b w:val="0"/>
+                <w:sz w:val="20"/>
+              </w:rPr>
+              <w:t>所列环境与输入下行为符合预期</w:t>
+            </w:r>
+          </w:p>
+        </w:tc>
+        <w:tc>
+          <w:tcPr>
+            <w:tcW w:type="dxa" w:w="2560"/>
+            <w:vAlign w:val="center"/>
+            <w:tcMar>
+              <w:top w:w="72" w:type="dxa"/>
+              <w:bottom w:w="72" w:type="dxa"/>
+              <w:left w:w="85" w:type="dxa"/>
+              <w:right w:w="85" w:type="dxa"/>
+            </w:tcMar>
+            <w:shd w:fill="FFFFFF"/>
+          </w:tcPr>
+          <w:p>
+            <w:pPr>
+              <w:spacing w:before="0" w:after="0" w:line="269" w:lineRule="auto"/>
+            </w:pPr>
+            <w:r>
+              <w:rPr>
+                <w:rFonts w:ascii="Noto Serif CJK SC" w:hAnsi="Noto Serif CJK SC" w:eastAsia="Noto Serif CJK SC" w:cs="Noto Serif CJK SC"/>
+                <w:b w:val="0"/>
+                <w:sz w:val="20"/>
+              </w:rPr>
+              <w:t>不是20个病例或新的外部测试成绩</w:t>
+            </w:r>
+          </w:p>
+        </w:tc>
+      </w:tr>
+      <w:tr>
+        <w:trPr>
+          <w:cantSplit/>
+        </w:trPr>
+        <w:tc>
+          <w:tcPr>
+            <w:tcW w:type="dxa" w:w="1500"/>
+            <w:vAlign w:val="center"/>
+            <w:tcMar>
+              <w:top w:w="72" w:type="dxa"/>
+              <w:bottom w:w="72" w:type="dxa"/>
+              <w:left w:w="85" w:type="dxa"/>
+              <w:right w:w="85" w:type="dxa"/>
+            </w:tcMar>
+            <w:shd w:fill="EFF4FA"/>
+          </w:tcPr>
+          <w:p>
+            <w:pPr>
+              <w:spacing w:before="0" w:after="0" w:line="269" w:lineRule="auto"/>
+            </w:pPr>
+            <w:r>
+              <w:rPr>
+                <w:rFonts w:ascii="Noto Serif CJK SC" w:hAnsi="Noto Serif CJK SC" w:eastAsia="Noto Serif CJK SC" w:cs="Noto Serif CJK SC"/>
+                <w:b w:val="0"/>
+                <w:sz w:val="20"/>
+              </w:rPr>
+              <w:t>浏览器用例</w:t>
+            </w:r>
+          </w:p>
+        </w:tc>
+        <w:tc>
+          <w:tcPr>
+            <w:tcW w:type="dxa" w:w="3200"/>
+            <w:vAlign w:val="center"/>
+            <w:tcMar>
+              <w:top w:w="72" w:type="dxa"/>
+              <w:bottom w:w="72" w:type="dxa"/>
+              <w:left w:w="85" w:type="dxa"/>
+              <w:right w:w="85" w:type="dxa"/>
+            </w:tcMar>
+            <w:shd w:fill="EFF4FA"/>
+          </w:tcPr>
+          <w:p>
+            <w:pPr>
+              <w:spacing w:before="0" w:after="0" w:line="269" w:lineRule="auto"/>
+            </w:pPr>
+            <w:r>
+              <w:rPr>
+                <w:rFonts w:ascii="Noto Serif CJK SC" w:hAnsi="Noto Serif CJK SC" w:eastAsia="Noto Serif CJK SC" w:cs="Noto Serif CJK SC"/>
+                <w:b w:val="0"/>
+                <w:sz w:val="20"/>
+              </w:rPr>
+              <w:t>4项：正确、不一致、有效上传、损坏上传；3次真实验证样例前向</w:t>
+            </w:r>
+          </w:p>
+        </w:tc>
+        <w:tc>
+          <w:tcPr>
+            <w:tcW w:type="dxa" w:w="2200"/>
+            <w:vAlign w:val="center"/>
+            <w:tcMar>
+              <w:top w:w="72" w:type="dxa"/>
+              <w:bottom w:w="72" w:type="dxa"/>
+              <w:left w:w="85" w:type="dxa"/>
+              <w:right w:w="85" w:type="dxa"/>
+            </w:tcMar>
+            <w:shd w:fill="EFF4FA"/>
+          </w:tcPr>
+          <w:p>
+            <w:pPr>
+              <w:spacing w:before="0" w:after="0" w:line="269" w:lineRule="auto"/>
+            </w:pPr>
+            <w:r>
+              <w:rPr>
+                <w:rFonts w:ascii="Noto Serif CJK SC" w:hAnsi="Noto Serif CJK SC" w:eastAsia="Noto Serif CJK SC" w:cs="Noto Serif CJK SC"/>
+                <w:b w:val="0"/>
+                <w:sz w:val="20"/>
+              </w:rPr>
+              <w:t>所列页面流程可执行</w:t>
+            </w:r>
+          </w:p>
+        </w:tc>
+        <w:tc>
+          <w:tcPr>
+            <w:tcW w:type="dxa" w:w="2560"/>
+            <w:vAlign w:val="center"/>
+            <w:tcMar>
+              <w:top w:w="72" w:type="dxa"/>
+              <w:bottom w:w="72" w:type="dxa"/>
+              <w:left w:w="85" w:type="dxa"/>
+              <w:right w:w="85" w:type="dxa"/>
+            </w:tcMar>
+            <w:shd w:fill="EFF4FA"/>
+          </w:tcPr>
+          <w:p>
+            <w:pPr>
+              <w:spacing w:before="0" w:after="0" w:line="269" w:lineRule="auto"/>
+            </w:pPr>
+            <w:r>
+              <w:rPr>
+                <w:rFonts w:ascii="Noto Serif CJK SC" w:hAnsi="Noto Serif CJK SC" w:eastAsia="Noto Serif CJK SC" w:cs="Noto Serif CJK SC"/>
+                <w:b w:val="0"/>
+                <w:sz w:val="20"/>
+              </w:rPr>
+              <w:t>不是4个新测试集，也不是浏览器全局断网</w:t>
+            </w:r>
+          </w:p>
+        </w:tc>
+      </w:tr>
+      <w:tr>
+        <w:trPr>
+          <w:cantSplit/>
+        </w:trPr>
+        <w:tc>
+          <w:tcPr>
+            <w:tcW w:type="dxa" w:w="1500"/>
+            <w:vAlign w:val="center"/>
+            <w:tcMar>
+              <w:top w:w="72" w:type="dxa"/>
+              <w:bottom w:w="72" w:type="dxa"/>
+              <w:left w:w="85" w:type="dxa"/>
+              <w:right w:w="85" w:type="dxa"/>
+            </w:tcMar>
+            <w:shd w:fill="EFF4FA"/>
+          </w:tcPr>
+          <w:p>
+            <w:pPr>
+              <w:spacing w:before="0" w:after="0" w:line="269" w:lineRule="auto"/>
+            </w:pPr>
+            <w:r>
+              <w:rPr>
+                <w:rFonts w:ascii="Noto Serif CJK SC" w:hAnsi="Noto Serif CJK SC" w:eastAsia="Noto Serif CJK SC" w:cs="Noto Serif CJK SC"/>
+                <w:b w:val="0"/>
+                <w:sz w:val="20"/>
+              </w:rPr>
+              <w:t>检查器测试</w:t>
+            </w:r>
+          </w:p>
+        </w:tc>
+        <w:tc>
+          <w:tcPr>
+            <w:tcW w:type="dxa" w:w="3200"/>
+            <w:vAlign w:val="center"/>
+            <w:tcMar>
+              <w:top w:w="72" w:type="dxa"/>
+              <w:bottom w:w="72" w:type="dxa"/>
+              <w:left w:w="85" w:type="dxa"/>
+              <w:right w:w="85" w:type="dxa"/>
+            </w:tcMar>
+            <w:shd w:fill="EFF4FA"/>
+          </w:tcPr>
+          <w:p>
+            <w:pPr>
+              <w:spacing w:before="0" w:after="0" w:line="269" w:lineRule="auto"/>
+            </w:pPr>
+            <w:r>
+              <w:rPr>
+                <w:rFonts w:ascii="Noto Serif CJK SC" w:hAnsi="Noto Serif CJK SC" w:eastAsia="Noto Serif CJK SC" w:cs="Noto Serif CJK SC"/>
+                <w:b w:val="0"/>
+                <w:sz w:val="20"/>
+              </w:rPr>
+              <w:t>21项合成及边界单元测试</w:t>
+            </w:r>
+          </w:p>
+        </w:tc>
+        <w:tc>
+          <w:tcPr>
+            <w:tcW w:type="dxa" w:w="2200"/>
+            <w:vAlign w:val="center"/>
+            <w:tcMar>
+              <w:top w:w="72" w:type="dxa"/>
+              <w:bottom w:w="72" w:type="dxa"/>
+              <w:left w:w="85" w:type="dxa"/>
+              <w:right w:w="85" w:type="dxa"/>
+            </w:tcMar>
+            <w:shd w:fill="EFF4FA"/>
+          </w:tcPr>
+          <w:p>
+            <w:pPr>
+              <w:spacing w:before="0" w:after="0" w:line="269" w:lineRule="auto"/>
+            </w:pPr>
+            <w:r>
+              <w:rPr>
+                <w:rFonts w:ascii="Noto Serif CJK SC" w:hAnsi="Noto Serif CJK SC" w:eastAsia="Noto Serif CJK SC" w:cs="Noto Serif CJK SC"/>
+                <w:b w:val="0"/>
+                <w:sz w:val="20"/>
+              </w:rPr>
+              <w:t>提交检查器的所列行为通过</w:t>
+            </w:r>
+          </w:p>
+        </w:tc>
+        <w:tc>
+          <w:tcPr>
+            <w:tcW w:type="dxa" w:w="2560"/>
+            <w:vAlign w:val="center"/>
+            <w:tcMar>
+              <w:top w:w="72" w:type="dxa"/>
+              <w:bottom w:w="72" w:type="dxa"/>
+              <w:left w:w="85" w:type="dxa"/>
+              <w:right w:w="85" w:type="dxa"/>
+            </w:tcMar>
+            <w:shd w:fill="EFF4FA"/>
+          </w:tcPr>
+          <w:p>
+            <w:pPr>
+              <w:spacing w:before="0" w:after="0" w:line="269" w:lineRule="auto"/>
+            </w:pPr>
+            <w:r>
+              <w:rPr>
+                <w:rFonts w:ascii="Noto Serif CJK SC" w:hAnsi="Noto Serif CJK SC" w:eastAsia="Noto Serif CJK SC" w:cs="Noto Serif CJK SC"/>
+                <w:b w:val="0"/>
+                <w:sz w:val="20"/>
+              </w:rPr>
+              <w:t>不是分类网络的新实验成绩</w:t>
+            </w:r>
+          </w:p>
+        </w:tc>
+      </w:tr>
+      <w:tr>
+        <w:trPr>
+          <w:cantSplit/>
+        </w:trPr>
+        <w:tc>
+          <w:tcPr>
+            <w:tcW w:type="dxa" w:w="1500"/>
+            <w:vAlign w:val="center"/>
+            <w:tcMar>
+              <w:top w:w="72" w:type="dxa"/>
+              <w:bottom w:w="72" w:type="dxa"/>
+              <w:left w:w="85" w:type="dxa"/>
+              <w:right w:w="85" w:type="dxa"/>
+            </w:tcMar>
+            <w:shd w:fill="FFFFFF"/>
+          </w:tcPr>
+          <w:p>
+            <w:pPr>
+              <w:spacing w:before="0" w:after="0" w:line="269" w:lineRule="auto"/>
+            </w:pPr>
+            <w:r>
+              <w:rPr>
+                <w:rFonts w:ascii="Noto Serif CJK SC" w:hAnsi="Noto Serif CJK SC" w:eastAsia="Noto Serif CJK SC" w:cs="Noto Serif CJK SC"/>
+                <w:b w:val="0"/>
+                <w:sz w:val="20"/>
+              </w:rPr>
+              <w:t>GitHub Actions</w:t>
+            </w:r>
+          </w:p>
+        </w:tc>
+        <w:tc>
+          <w:tcPr>
+            <w:tcW w:type="dxa" w:w="3200"/>
+            <w:vAlign w:val="center"/>
+            <w:tcMar>
+              <w:top w:w="72" w:type="dxa"/>
+              <w:bottom w:w="72" w:type="dxa"/>
+              <w:left w:w="85" w:type="dxa"/>
+              <w:right w:w="85" w:type="dxa"/>
+            </w:tcMar>
+            <w:shd w:fill="FFFFFF"/>
+          </w:tcPr>
+          <w:p>
+            <w:pPr>
+              <w:spacing w:before="0" w:after="0" w:line="269" w:lineRule="auto"/>
+            </w:pPr>
+            <w:r>
+              <w:rPr>
+                <w:rFonts w:ascii="Noto Serif CJK SC" w:hAnsi="Noto Serif CJK SC" w:eastAsia="Noto Serif CJK SC" w:cs="Noto Serif CJK SC"/>
+                <w:b w:val="0"/>
+                <w:sz w:val="20"/>
+              </w:rPr>
+              <w:t>运行检查器测试及严格文件、保存结果算术检查</w:t>
+            </w:r>
+          </w:p>
+        </w:tc>
+        <w:tc>
+          <w:tcPr>
+            <w:tcW w:type="dxa" w:w="2200"/>
+            <w:vAlign w:val="center"/>
+            <w:tcMar>
+              <w:top w:w="72" w:type="dxa"/>
+              <w:bottom w:w="72" w:type="dxa"/>
+              <w:left w:w="85" w:type="dxa"/>
+              <w:right w:w="85" w:type="dxa"/>
+            </w:tcMar>
+            <w:shd w:fill="FFFFFF"/>
+          </w:tcPr>
+          <w:p>
+            <w:pPr>
+              <w:spacing w:before="0" w:after="0" w:line="269" w:lineRule="auto"/>
+            </w:pPr>
+            <w:r>
+              <w:rPr>
+                <w:rFonts w:ascii="Noto Serif CJK SC" w:hAnsi="Noto Serif CJK SC" w:eastAsia="Noto Serif CJK SC" w:cs="Noto Serif CJK SC"/>
+                <w:b w:val="0"/>
+                <w:sz w:val="20"/>
+              </w:rPr>
+              <w:t>指定提交的云端质量门通过</w:t>
+            </w:r>
+          </w:p>
+        </w:tc>
+        <w:tc>
+          <w:tcPr>
+            <w:tcW w:type="dxa" w:w="2560"/>
+            <w:vAlign w:val="center"/>
+            <w:tcMar>
+              <w:top w:w="72" w:type="dxa"/>
+              <w:bottom w:w="72" w:type="dxa"/>
+              <w:left w:w="85" w:type="dxa"/>
+              <w:right w:w="85" w:type="dxa"/>
+            </w:tcMar>
+            <w:shd w:fill="FFFFFF"/>
+          </w:tcPr>
+          <w:p>
+            <w:pPr>
+              <w:spacing w:before="0" w:after="0" w:line="269" w:lineRule="auto"/>
+            </w:pPr>
+            <w:r>
+              <w:rPr>
+                <w:rFonts w:ascii="Noto Serif CJK SC" w:hAnsi="Noto Serif CJK SC" w:eastAsia="Noto Serif CJK SC" w:cs="Noto Serif CJK SC"/>
+                <w:b w:val="0"/>
+                <w:sz w:val="20"/>
+              </w:rPr>
+              <w:t>没有在云端训练、加载模型或建立推理服务</w:t>
+            </w:r>
+          </w:p>
+        </w:tc>
+      </w:tr>
+      <w:tr>
+        <w:trPr>
+          <w:cantSplit/>
+        </w:trPr>
+        <w:tc>
+          <w:tcPr>
+            <w:tcW w:type="dxa" w:w="1500"/>
+            <w:vAlign w:val="center"/>
+            <w:tcMar>
+              <w:top w:w="72" w:type="dxa"/>
+              <w:bottom w:w="72" w:type="dxa"/>
+              <w:left w:w="85" w:type="dxa"/>
+              <w:right w:w="85" w:type="dxa"/>
+            </w:tcMar>
+            <w:shd w:fill="EFF4FA"/>
+          </w:tcPr>
+          <w:p>
+            <w:pPr>
+              <w:spacing w:before="0" w:after="0" w:line="269" w:lineRule="auto"/>
+            </w:pPr>
+            <w:r>
+              <w:rPr>
+                <w:rFonts w:ascii="Noto Serif CJK SC" w:hAnsi="Noto Serif CJK SC" w:eastAsia="Noto Serif CJK SC" w:cs="Noto Serif CJK SC"/>
+                <w:b w:val="0"/>
+                <w:sz w:val="20"/>
+              </w:rPr>
+              <w:t>对外获取</w:t>
+            </w:r>
+          </w:p>
+        </w:tc>
+        <w:tc>
+          <w:tcPr>
+            <w:tcW w:type="dxa" w:w="3200"/>
+            <w:vAlign w:val="center"/>
+            <w:tcMar>
+              <w:top w:w="72" w:type="dxa"/>
+              <w:bottom w:w="72" w:type="dxa"/>
+              <w:left w:w="85" w:type="dxa"/>
+              <w:right w:w="85" w:type="dxa"/>
+            </w:tcMar>
+            <w:shd w:fill="EFF4FA"/>
+          </w:tcPr>
+          <w:p>
+            <w:pPr>
+              <w:spacing w:before="0" w:after="0" w:line="269" w:lineRule="auto"/>
+            </w:pPr>
+            <w:r>
+              <w:rPr>
+                <w:rFonts w:ascii="Noto Serif CJK SC" w:hAnsi="Noto Serif CJK SC" w:eastAsia="Noto Serif CJK SC" w:cs="Noto Serif CJK SC"/>
+                <w:b w:val="0"/>
+                <w:sz w:val="20"/>
+              </w:rPr>
+              <w:t>公开库及Release；匿名下载后核对附件哈希</w:t>
+            </w:r>
+          </w:p>
+        </w:tc>
+        <w:tc>
+          <w:tcPr>
+            <w:tcW w:type="dxa" w:w="2200"/>
+            <w:vAlign w:val="center"/>
+            <w:tcMar>
+              <w:top w:w="72" w:type="dxa"/>
+              <w:bottom w:w="72" w:type="dxa"/>
+              <w:left w:w="85" w:type="dxa"/>
+              <w:right w:w="85" w:type="dxa"/>
+            </w:tcMar>
+            <w:shd w:fill="EFF4FA"/>
+          </w:tcPr>
+          <w:p>
+            <w:pPr>
+              <w:spacing w:before="0" w:after="0" w:line="269" w:lineRule="auto"/>
+            </w:pPr>
+            <w:r>
+              <w:rPr>
+                <w:rFonts w:ascii="Noto Serif CJK SC" w:hAnsi="Noto Serif CJK SC" w:eastAsia="Noto Serif CJK SC" w:cs="Noto Serif CJK SC"/>
+                <w:b w:val="0"/>
+                <w:sz w:val="20"/>
+              </w:rPr>
+              <w:t>外部读者无需原私有库权限获取材料</w:t>
+            </w:r>
+          </w:p>
+        </w:tc>
+        <w:tc>
+          <w:tcPr>
+            <w:tcW w:type="dxa" w:w="2560"/>
+            <w:vAlign w:val="center"/>
+            <w:tcMar>
+              <w:top w:w="72" w:type="dxa"/>
+              <w:bottom w:w="72" w:type="dxa"/>
+              <w:left w:w="85" w:type="dxa"/>
+              <w:right w:w="85" w:type="dxa"/>
+            </w:tcMar>
+            <w:shd w:fill="EFF4FA"/>
+          </w:tcPr>
+          <w:p>
+            <w:pPr>
+              <w:spacing w:before="0" w:after="0" w:line="269" w:lineRule="auto"/>
+            </w:pPr>
+            <w:r>
+              <w:rPr>
+                <w:rFonts w:ascii="Noto Serif CJK SC" w:hAnsi="Noto Serif CJK SC" w:eastAsia="Noto Serif CJK SC" w:cs="Noto Serif CJK SC"/>
+                <w:b w:val="0"/>
+                <w:sz w:val="20"/>
+              </w:rPr>
+              <w:t>不证明临床使用或独立复现实验</w:t>
+            </w:r>
+          </w:p>
+        </w:tc>
+      </w:tr>
+    </w:tbl>
+    <w:p>
+      <w:pPr>
+        <w:spacing w:after="100" w:line="283" w:lineRule="auto"/>
+      </w:pPr>
+      <w:r>
+        <w:rPr>
+          <w:rFonts w:ascii="Noto Serif CJK SC" w:hAnsi="Noto Serif CJK SC" w:eastAsia="Noto Serif CJK SC" w:cs="Noto Serif CJK SC"/>
+          <w:b w:val="0"/>
+          <w:sz w:val="21"/>
+        </w:rPr>
+        <w:t>命令行运行验收由操作系统限制外网。浏览器用例中，应用仅允许本机回环访问，浏览器本身未全局断网。依赖安装与断网运行也属于不同环节。[E24]</w:t>
+      </w:r>
+    </w:p>
+    <w:p>
+      <w:pPr>
+        <w:spacing w:after="100" w:line="283" w:lineRule="auto"/>
+      </w:pPr>
+      <w:r>
+        <w:rPr>
+          <w:rFonts w:ascii="Noto Serif CJK SC" w:hAnsi="Noto Serif CJK SC" w:eastAsia="Noto Serif CJK SC" w:cs="Noto Serif CJK SC"/>
+          <w:b w:val="0"/>
+          <w:sz w:val="21"/>
+        </w:rPr>
+        <w:t>固定样例val:9082的给定标签7与预测4不一致，仍可通过参考行为一致性检查；这不表示分类正确。新副本用例不用于估计泛化性能，也不改变A—E的正式分数或冻结的D_seed2026。材料、Release及后续回执提交各有版本标识，不能混作科学证据版本。[E24]</w:t>
       </w:r>
     </w:p>
     <w:p>
@@ -13779,7 +14620,7 @@
           <w:b w:val="0"/>
           <w:sz w:val="21"/>
         </w:rPr>
-        <w:t>第四，量化候选通过的是工程精度门槛，不是全INT8或推理加速验收，也没有新外部评价；本项目未追加QAT。第五，实际AI工作流为Codex与历史DeepSeek，并非课程材料指定的Claude Code接入方式，不能虚构使用经历或教师认可。第六，现有Mac离线检查不替代课堂设备、其他系统或临床验收。</w:t>
+        <w:t>第四，量化候选通过的是工程精度门槛，不是全INT8或推理加速验收，也没有新外部评价；本项目未追加QAT。第五，实际AI工作流包括ChatGPT讨论与交接、Codex执行及历史DeepSeek阶段审查，并非课程材料指定的Claude Code接入方式，不能虚构使用经历或教师认可。第六，现有Mac离线检查不替代课堂设备、其他系统或临床验收。</w:t>
       </w:r>
     </w:p>
     <w:p>
@@ -14141,7 +14982,7 @@
           <w:b w:val="0"/>
           <w:sz w:val="19"/>
         </w:rPr>
-        <w:t>输入补充包与素材包的校验记录见本提交reproducibility目录。本文使用保存的JSON/CSV和原图编排，未重训、重算30份完整概率或运行官方测试推理。发布接手另验固定验证样例的新副本，不改正式结果；Mac运行与真实CI回执见submission_status.json及cloud_verification.json，课堂设备尚待检查。</w:t>
+        <w:t>输入补充包与素材包的校验记录见本提交reproducibility目录。本文使用保存的JSON/CSV和原图编排，未重训、重算30份完整概率或运行官方测试推理。发布接手另验固定验证样例的新副本，不改正式结果；Mac运行与真实CI回执见submission_status.json及cloud_verification.json，本次不将课堂投影适配列为提交条件；也不宣称完成了原生PowerPoint/WPS或课堂设备验收。</w:t>
       </w:r>
     </w:p>
     <w:p>
@@ -14882,6 +15723,34 @@
     </w:p>
     <w:p>
       <w:pPr>
+        <w:pStyle w:val="Heading2"/>
+        <w:spacing w:before="140" w:after="120"/>
+      </w:pPr>
+      <w:r>
+        <w:rPr>
+          <w:rFonts w:ascii="Noto Sans CJK SC" w:hAnsi="Noto Sans CJK SC" w:eastAsia="Noto Sans CJK SC" w:cs="Noto Sans CJK SC"/>
+          <w:b w:val="0"/>
+          <w:color w:val="064C91"/>
+          <w:sz w:val="25"/>
+        </w:rPr>
+        <w:t>[E24] 教师提交副本与公开发布验收</w:t>
+      </w:r>
+    </w:p>
+    <w:p>
+      <w:pPr>
+        <w:spacing w:after="100" w:line="283" w:lineRule="auto"/>
+      </w:pPr>
+      <w:r>
+        <w:rPr>
+          <w:rFonts w:ascii="Noto Serif CJK SC" w:hAnsi="Noto Serif CJK SC" w:eastAsia="Noto Serif CJK SC" w:cs="Noto Serif CJK SC"/>
+          <w:b w:val="0"/>
+          <w:sz w:val="21"/>
+        </w:rPr>
+        <w:t>reproducibility/report_sync_sources.json；reproducibility/cloud_verification.json。来源清单记录运行资产、新副本、浏览器与v1.1发布回执的路径和哈希。</w:t>
+      </w:r>
+    </w:p>
+    <w:p>
+      <w:pPr>
         <w:spacing w:after="60" w:line="264" w:lineRule="auto"/>
       </w:pPr>
       <w:r>
@@ -14919,7 +15788,7 @@
         <w:color w:val="637486"/>
         <w:sz w:val="16"/>
       </w:rPr>
-      <w:t xml:space="preserve">科学证据 d5e4a71 · 提交材料 v1   |   </w:t>
+      <w:t xml:space="preserve">科学证据 d5e4a71 · 文稿 v1.2   |   </w:t>
     </w:r>
     <w:fldSimple w:instr="PAGE">
       <w:r>
